--- a/srs/SRS_Agentic_Accessibility_Auditor_v2.0_formatted.docx
+++ b/srs/SRS_Agentic_Accessibility_Auditor_v2.0_formatted.docx
@@ -2046,7 +2046,16 @@
             </w:pPr>
             <w:r/>
             <w:r>
-              <w:t>Parser → R01–R10 rule engine → LLM explanations → HTML/PDF report → Axion Upload + Issues + Report screens → Docker Compose → evaluation on 25–40 screens</w:t>
+              <w:t xml:space="preserve">Parser → R01–R10 rule engine → LLM explanations → HTML/PDF report → Axion Upload + Issues + Report screens → </w:t>
+            </w:r>
+            <w:r>
+              <w:rPr>
+                <w:b/>
+              </w:rPr>
+              <w:t>Auth + Records</w:t>
+            </w:r>
+            <w:r>
+              <w:t xml:space="preserve"> → Docker Compose → evaluation on 25–40 screens</w:t>
             </w:r>
           </w:p>
         </w:tc>
@@ -2112,7 +2121,7 @@
             </w:pPr>
             <w:r/>
             <w:r>
-              <w:t>R21–R30 rules; CV contrast (R09); legacy CNN classifier signal; interactive click-to-highlight in HTML report; full auth flow (Sign Up / OTP); benchmark dataset export</w:t>
+              <w:t>R21–R30 rules; CV contrast (R09); legacy CNN classifier signal; interactive click-to-highlight in HTML report; benchmark dataset export</w:t>
             </w:r>
           </w:p>
         </w:tc>
@@ -23339,7 +23348,7 @@
             </w:pPr>
             <w:r/>
             <w:r>
-              <w:t xml:space="preserve">Upload screenshot + XML; returns </w:t>
+              <w:t xml:space="preserve">Upload XML; returns </w:t>
             </w:r>
             <w:r>
               <w:rPr>
@@ -23348,6 +23357,28 @@
               </w:rPr>
               <w:t>{ audit_id, status }</w:t>
             </w:r>
+            <w:r>
+              <w:t xml:space="preserve"> (</w:t>
+            </w:r>
+            <w:r>
+              <w:rPr>
+                <w:b/>
+              </w:rPr>
+              <w:t>Week 3–4 implemented</w:t>
+            </w:r>
+            <w:r>
+              <w:t xml:space="preserve">; optional </w:t>
+            </w:r>
+            <w:r>
+              <w:rPr>
+                <w:rFonts w:ascii="Consolas" w:hAnsi="Consolas"/>
+                <w:sz w:val="20"/>
+              </w:rPr>
+              <w:t>use_llm</w:t>
+            </w:r>
+            <w:r>
+              <w:t xml:space="preserve"> query)</w:t>
+            </w:r>
           </w:p>
         </w:tc>
         <w:tc>
@@ -23452,16 +23483,6 @@
                 <w:rFonts w:ascii="Consolas" w:hAnsi="Consolas"/>
                 <w:sz w:val="20"/>
               </w:rPr>
-              <w:t>reporting</w:t>
-            </w:r>
-            <w:r>
-              <w:t xml:space="preserve">, </w:t>
-            </w:r>
-            <w:r>
-              <w:rPr>
-                <w:rFonts w:ascii="Consolas" w:hAnsi="Consolas"/>
-                <w:sz w:val="20"/>
-              </w:rPr>
               <w:t>complete</w:t>
             </w:r>
             <w:r>
@@ -23531,7 +23552,16 @@
             </w:pPr>
             <w:r/>
             <w:r>
-              <w:t>Returns violations JSON</w:t>
+              <w:t>Returns violations JSON (</w:t>
+            </w:r>
+            <w:r>
+              <w:rPr>
+                <w:b/>
+              </w:rPr>
+              <w:t>Week 3 implemented</w:t>
+            </w:r>
+            <w:r>
+              <w:t>)</w:t>
             </w:r>
           </w:p>
         </w:tc>
@@ -23590,7 +23620,16 @@
             </w:pPr>
             <w:r/>
             <w:r>
-              <w:t>Returns report JSON</w:t>
+              <w:t>Returns report JSON with score + agent fields (</w:t>
+            </w:r>
+            <w:r>
+              <w:rPr>
+                <w:b/>
+              </w:rPr>
+              <w:t>Week 4 implemented</w:t>
+            </w:r>
+            <w:r>
+              <w:t>; template or live LLM)</w:t>
             </w:r>
           </w:p>
         </w:tc>
@@ -23671,7 +23710,16 @@
             </w:pPr>
             <w:r/>
             <w:r>
-              <w:t>File download</w:t>
+              <w:t>File download (</w:t>
+            </w:r>
+            <w:r>
+              <w:rPr>
+                <w:b/>
+              </w:rPr>
+              <w:t>Week 5+ — not yet implemented</w:t>
+            </w:r>
+            <w:r>
+              <w:t>)</w:t>
             </w:r>
           </w:p>
         </w:tc>
@@ -23726,6 +23774,482 @@
                 <w:b/>
               </w:rPr>
               <w:t>Should</w:t>
+            </w:r>
+            <w:r>
+              <w:t>)</w:t>
+            </w:r>
+          </w:p>
+        </w:tc>
+        <w:tc>
+          <w:tcPr>
+            <w:tcW w:type="dxa" w:w="2340"/>
+          </w:tcPr>
+          <w:p>
+            <w:pPr>
+              <w:spacing w:after="40"/>
+            </w:pPr>
+            <w:r/>
+          </w:p>
+        </w:tc>
+      </w:tr>
+      <w:tr>
+        <w:tc>
+          <w:tcPr>
+            <w:tcW w:type="dxa" w:w="2340"/>
+          </w:tcPr>
+          <w:p>
+            <w:pPr>
+              <w:spacing w:after="40"/>
+            </w:pPr>
+            <w:r/>
+            <w:r>
+              <w:t>POST</w:t>
+            </w:r>
+          </w:p>
+        </w:tc>
+        <w:tc>
+          <w:tcPr>
+            <w:tcW w:type="dxa" w:w="2340"/>
+          </w:tcPr>
+          <w:p>
+            <w:pPr>
+              <w:spacing w:after="40"/>
+            </w:pPr>
+            <w:r/>
+            <w:r>
+              <w:rPr>
+                <w:rFonts w:ascii="Consolas" w:hAnsi="Consolas"/>
+                <w:sz w:val="20"/>
+              </w:rPr>
+              <w:t>/api/v1/auth/signup</w:t>
+            </w:r>
+          </w:p>
+        </w:tc>
+        <w:tc>
+          <w:tcPr>
+            <w:tcW w:type="dxa" w:w="2340"/>
+          </w:tcPr>
+          <w:p>
+            <w:pPr>
+              <w:spacing w:after="40"/>
+            </w:pPr>
+            <w:r/>
+            <w:r>
+              <w:t>Register account (</w:t>
+            </w:r>
+            <w:r>
+              <w:rPr>
+                <w:b/>
+              </w:rPr>
+              <w:t>Must</w:t>
+            </w:r>
+            <w:r>
+              <w:t>)</w:t>
+            </w:r>
+          </w:p>
+        </w:tc>
+        <w:tc>
+          <w:tcPr>
+            <w:tcW w:type="dxa" w:w="2340"/>
+          </w:tcPr>
+          <w:p>
+            <w:pPr>
+              <w:spacing w:after="40"/>
+            </w:pPr>
+            <w:r/>
+          </w:p>
+        </w:tc>
+      </w:tr>
+      <w:tr>
+        <w:tc>
+          <w:tcPr>
+            <w:tcW w:type="dxa" w:w="2340"/>
+          </w:tcPr>
+          <w:p>
+            <w:pPr>
+              <w:spacing w:after="40"/>
+            </w:pPr>
+            <w:r/>
+            <w:r>
+              <w:t>POST</w:t>
+            </w:r>
+          </w:p>
+        </w:tc>
+        <w:tc>
+          <w:tcPr>
+            <w:tcW w:type="dxa" w:w="2340"/>
+          </w:tcPr>
+          <w:p>
+            <w:pPr>
+              <w:spacing w:after="40"/>
+            </w:pPr>
+            <w:r/>
+            <w:r>
+              <w:rPr>
+                <w:rFonts w:ascii="Consolas" w:hAnsi="Consolas"/>
+                <w:sz w:val="20"/>
+              </w:rPr>
+              <w:t>/api/v1/auth/login</w:t>
+            </w:r>
+          </w:p>
+        </w:tc>
+        <w:tc>
+          <w:tcPr>
+            <w:tcW w:type="dxa" w:w="2340"/>
+          </w:tcPr>
+          <w:p>
+            <w:pPr>
+              <w:spacing w:after="40"/>
+            </w:pPr>
+            <w:r/>
+            <w:r>
+              <w:t>Login → JWT (</w:t>
+            </w:r>
+            <w:r>
+              <w:rPr>
+                <w:b/>
+              </w:rPr>
+              <w:t>Must</w:t>
+            </w:r>
+            <w:r>
+              <w:t>)</w:t>
+            </w:r>
+          </w:p>
+        </w:tc>
+        <w:tc>
+          <w:tcPr>
+            <w:tcW w:type="dxa" w:w="2340"/>
+          </w:tcPr>
+          <w:p>
+            <w:pPr>
+              <w:spacing w:after="40"/>
+            </w:pPr>
+            <w:r/>
+          </w:p>
+        </w:tc>
+      </w:tr>
+      <w:tr>
+        <w:tc>
+          <w:tcPr>
+            <w:tcW w:type="dxa" w:w="2340"/>
+          </w:tcPr>
+          <w:p>
+            <w:pPr>
+              <w:spacing w:after="40"/>
+            </w:pPr>
+            <w:r/>
+            <w:r>
+              <w:t>POST</w:t>
+            </w:r>
+          </w:p>
+        </w:tc>
+        <w:tc>
+          <w:tcPr>
+            <w:tcW w:type="dxa" w:w="2340"/>
+          </w:tcPr>
+          <w:p>
+            <w:pPr>
+              <w:spacing w:after="40"/>
+            </w:pPr>
+            <w:r/>
+            <w:r>
+              <w:rPr>
+                <w:rFonts w:ascii="Consolas" w:hAnsi="Consolas"/>
+                <w:sz w:val="20"/>
+              </w:rPr>
+              <w:t>/api/v1/auth/forgot-password</w:t>
+            </w:r>
+          </w:p>
+        </w:tc>
+        <w:tc>
+          <w:tcPr>
+            <w:tcW w:type="dxa" w:w="2340"/>
+          </w:tcPr>
+          <w:p>
+            <w:pPr>
+              <w:spacing w:after="40"/>
+            </w:pPr>
+            <w:r/>
+            <w:r>
+              <w:t>Send OTP email (</w:t>
+            </w:r>
+            <w:r>
+              <w:rPr>
+                <w:b/>
+              </w:rPr>
+              <w:t>Must</w:t>
+            </w:r>
+            <w:r>
+              <w:t>)</w:t>
+            </w:r>
+          </w:p>
+        </w:tc>
+        <w:tc>
+          <w:tcPr>
+            <w:tcW w:type="dxa" w:w="2340"/>
+          </w:tcPr>
+          <w:p>
+            <w:pPr>
+              <w:spacing w:after="40"/>
+            </w:pPr>
+            <w:r/>
+          </w:p>
+        </w:tc>
+      </w:tr>
+      <w:tr>
+        <w:tc>
+          <w:tcPr>
+            <w:tcW w:type="dxa" w:w="2340"/>
+          </w:tcPr>
+          <w:p>
+            <w:pPr>
+              <w:spacing w:after="40"/>
+            </w:pPr>
+            <w:r/>
+            <w:r>
+              <w:t>POST</w:t>
+            </w:r>
+          </w:p>
+        </w:tc>
+        <w:tc>
+          <w:tcPr>
+            <w:tcW w:type="dxa" w:w="2340"/>
+          </w:tcPr>
+          <w:p>
+            <w:pPr>
+              <w:spacing w:after="40"/>
+            </w:pPr>
+            <w:r/>
+            <w:r>
+              <w:rPr>
+                <w:rFonts w:ascii="Consolas" w:hAnsi="Consolas"/>
+                <w:sz w:val="20"/>
+              </w:rPr>
+              <w:t>/api/v1/auth/verify-otp</w:t>
+            </w:r>
+          </w:p>
+        </w:tc>
+        <w:tc>
+          <w:tcPr>
+            <w:tcW w:type="dxa" w:w="2340"/>
+          </w:tcPr>
+          <w:p>
+            <w:pPr>
+              <w:spacing w:after="40"/>
+            </w:pPr>
+            <w:r/>
+            <w:r>
+              <w:t>Verify 6-digit code (</w:t>
+            </w:r>
+            <w:r>
+              <w:rPr>
+                <w:b/>
+              </w:rPr>
+              <w:t>Must</w:t>
+            </w:r>
+            <w:r>
+              <w:t>)</w:t>
+            </w:r>
+          </w:p>
+        </w:tc>
+        <w:tc>
+          <w:tcPr>
+            <w:tcW w:type="dxa" w:w="2340"/>
+          </w:tcPr>
+          <w:p>
+            <w:pPr>
+              <w:spacing w:after="40"/>
+            </w:pPr>
+            <w:r/>
+          </w:p>
+        </w:tc>
+      </w:tr>
+      <w:tr>
+        <w:tc>
+          <w:tcPr>
+            <w:tcW w:type="dxa" w:w="2340"/>
+          </w:tcPr>
+          <w:p>
+            <w:pPr>
+              <w:spacing w:after="40"/>
+            </w:pPr>
+            <w:r/>
+            <w:r>
+              <w:t>POST</w:t>
+            </w:r>
+          </w:p>
+        </w:tc>
+        <w:tc>
+          <w:tcPr>
+            <w:tcW w:type="dxa" w:w="2340"/>
+          </w:tcPr>
+          <w:p>
+            <w:pPr>
+              <w:spacing w:after="40"/>
+            </w:pPr>
+            <w:r/>
+            <w:r>
+              <w:rPr>
+                <w:rFonts w:ascii="Consolas" w:hAnsi="Consolas"/>
+                <w:sz w:val="20"/>
+              </w:rPr>
+              <w:t>/api/v1/auth/reset-password</w:t>
+            </w:r>
+          </w:p>
+        </w:tc>
+        <w:tc>
+          <w:tcPr>
+            <w:tcW w:type="dxa" w:w="2340"/>
+          </w:tcPr>
+          <w:p>
+            <w:pPr>
+              <w:spacing w:after="40"/>
+            </w:pPr>
+            <w:r/>
+            <w:r>
+              <w:t>Set new password (</w:t>
+            </w:r>
+            <w:r>
+              <w:rPr>
+                <w:b/>
+              </w:rPr>
+              <w:t>Must</w:t>
+            </w:r>
+            <w:r>
+              <w:t>)</w:t>
+            </w:r>
+          </w:p>
+        </w:tc>
+        <w:tc>
+          <w:tcPr>
+            <w:tcW w:type="dxa" w:w="2340"/>
+          </w:tcPr>
+          <w:p>
+            <w:pPr>
+              <w:spacing w:after="40"/>
+            </w:pPr>
+            <w:r/>
+          </w:p>
+        </w:tc>
+      </w:tr>
+      <w:tr>
+        <w:tc>
+          <w:tcPr>
+            <w:tcW w:type="dxa" w:w="2340"/>
+          </w:tcPr>
+          <w:p>
+            <w:pPr>
+              <w:spacing w:after="40"/>
+            </w:pPr>
+            <w:r/>
+            <w:r>
+              <w:t>GET</w:t>
+            </w:r>
+          </w:p>
+        </w:tc>
+        <w:tc>
+          <w:tcPr>
+            <w:tcW w:type="dxa" w:w="2340"/>
+          </w:tcPr>
+          <w:p>
+            <w:pPr>
+              <w:spacing w:after="40"/>
+            </w:pPr>
+            <w:r/>
+            <w:r>
+              <w:rPr>
+                <w:rFonts w:ascii="Consolas" w:hAnsi="Consolas"/>
+                <w:sz w:val="20"/>
+              </w:rPr>
+              <w:t>/api/v1/records</w:t>
+            </w:r>
+          </w:p>
+        </w:tc>
+        <w:tc>
+          <w:tcPr>
+            <w:tcW w:type="dxa" w:w="2340"/>
+          </w:tcPr>
+          <w:p>
+            <w:pPr>
+              <w:spacing w:after="40"/>
+            </w:pPr>
+            <w:r/>
+            <w:r>
+              <w:t>List authenticated user's audit history (</w:t>
+            </w:r>
+            <w:r>
+              <w:rPr>
+                <w:b/>
+              </w:rPr>
+              <w:t>Must</w:t>
+            </w:r>
+            <w:r>
+              <w:t>)</w:t>
+            </w:r>
+          </w:p>
+        </w:tc>
+        <w:tc>
+          <w:tcPr>
+            <w:tcW w:type="dxa" w:w="2340"/>
+          </w:tcPr>
+          <w:p>
+            <w:pPr>
+              <w:spacing w:after="40"/>
+            </w:pPr>
+            <w:r/>
+          </w:p>
+        </w:tc>
+      </w:tr>
+      <w:tr>
+        <w:tc>
+          <w:tcPr>
+            <w:tcW w:type="dxa" w:w="2340"/>
+          </w:tcPr>
+          <w:p>
+            <w:pPr>
+              <w:spacing w:after="40"/>
+            </w:pPr>
+            <w:r/>
+            <w:r>
+              <w:t>GET</w:t>
+            </w:r>
+          </w:p>
+        </w:tc>
+        <w:tc>
+          <w:tcPr>
+            <w:tcW w:type="dxa" w:w="2340"/>
+          </w:tcPr>
+          <w:p>
+            <w:pPr>
+              <w:spacing w:after="40"/>
+            </w:pPr>
+            <w:r/>
+            <w:r>
+              <w:rPr>
+                <w:rFonts w:ascii="Consolas" w:hAnsi="Consolas"/>
+                <w:sz w:val="20"/>
+              </w:rPr>
+              <w:t>/api/v1/records/{record_id}</w:t>
+            </w:r>
+          </w:p>
+        </w:tc>
+        <w:tc>
+          <w:tcPr>
+            <w:tcW w:type="dxa" w:w="2340"/>
+          </w:tcPr>
+          <w:p>
+            <w:pPr>
+              <w:spacing w:after="40"/>
+            </w:pPr>
+            <w:r/>
+            <w:r>
+              <w:t>Fetch one saved audit record (</w:t>
+            </w:r>
+            <w:r>
+              <w:rPr>
+                <w:b/>
+              </w:rPr>
+              <w:t>Must</w:t>
             </w:r>
             <w:r>
               <w:t>)</w:t>
@@ -26712,7 +27236,10 @@
             </w:pPr>
             <w:r/>
             <w:r>
-              <w:t>Planned</w:t>
+              <w:rPr>
+                <w:b/>
+              </w:rPr>
+              <w:t>Done</w:t>
             </w:r>
           </w:p>
         </w:tc>
@@ -26728,7 +27255,7 @@
             </w:pPr>
             <w:r/>
             <w:r>
-              <w:t>FR-AG.1–7</w:t>
+              <w:t>FR-RU.11–30</w:t>
             </w:r>
           </w:p>
         </w:tc>
@@ -26742,7 +27269,7 @@
             </w:pPr>
             <w:r/>
             <w:r>
-              <w:t>Agent explanations</w:t>
+              <w:t>Rules R11–R30</w:t>
             </w:r>
           </w:p>
         </w:tc>
@@ -26756,7 +27283,7 @@
             </w:pPr>
             <w:r/>
             <w:r>
-              <w:t>Must</w:t>
+              <w:t>Should/Stretch</w:t>
             </w:r>
           </w:p>
         </w:tc>
@@ -26770,7 +27297,7 @@
             </w:pPr>
             <w:r/>
             <w:r>
-              <w:t>§4.5</w:t>
+              <w:t>§4.3</w:t>
             </w:r>
           </w:p>
         </w:tc>
@@ -26784,7 +27311,7 @@
             </w:pPr>
             <w:r/>
             <w:r>
-              <w:t>Noor</w:t>
+              <w:t>Team</w:t>
             </w:r>
           </w:p>
         </w:tc>
@@ -26798,7 +27325,13 @@
             </w:pPr>
             <w:r/>
             <w:r>
-              <w:t>Planned</w:t>
+              <w:rPr>
+                <w:b/>
+              </w:rPr>
+              <w:t>Done</w:t>
+            </w:r>
+            <w:r>
+              <w:t xml:space="preserve"> (R09/R28 limited without colors/text-size)</w:t>
             </w:r>
           </w:p>
         </w:tc>
@@ -26814,7 +27347,7 @@
             </w:pPr>
             <w:r/>
             <w:r>
-              <w:t>FR-RP.1–2</w:t>
+              <w:t>FR-AG.1–7</w:t>
             </w:r>
           </w:p>
         </w:tc>
@@ -26828,7 +27361,7 @@
             </w:pPr>
             <w:r/>
             <w:r>
-              <w:t>HTML/PDF reports</w:t>
+              <w:t>Agent explanations</w:t>
             </w:r>
           </w:p>
         </w:tc>
@@ -26856,7 +27389,7 @@
             </w:pPr>
             <w:r/>
             <w:r>
-              <w:t>§4.6</w:t>
+              <w:t>§4.5</w:t>
             </w:r>
           </w:p>
         </w:tc>
@@ -26884,7 +27417,13 @@
             </w:pPr>
             <w:r/>
             <w:r>
-              <w:t>Planned</w:t>
+              <w:rPr>
+                <w:b/>
+              </w:rPr>
+              <w:t>Done</w:t>
+            </w:r>
+            <w:r>
+              <w:t xml:space="preserve"> (API-wired; template + LLM)</w:t>
             </w:r>
           </w:p>
         </w:tc>
@@ -26900,7 +27439,7 @@
             </w:pPr>
             <w:r/>
             <w:r>
-              <w:t>FR-UI.10–17</w:t>
+              <w:t>FR-RP.1–2</w:t>
             </w:r>
           </w:p>
         </w:tc>
@@ -26914,7 +27453,7 @@
             </w:pPr>
             <w:r/>
             <w:r>
-              <w:t>Upload + modals</w:t>
+              <w:t>HTML/PDF reports</w:t>
             </w:r>
           </w:p>
         </w:tc>
@@ -26942,7 +27481,7 @@
             </w:pPr>
             <w:r/>
             <w:r>
-              <w:t>§3.1</w:t>
+              <w:t>§4.6</w:t>
             </w:r>
           </w:p>
         </w:tc>
@@ -26956,7 +27495,7 @@
             </w:pPr>
             <w:r/>
             <w:r>
-              <w:t>Ayesha</w:t>
+              <w:t>Noor</w:t>
             </w:r>
           </w:p>
         </w:tc>
@@ -26970,7 +27509,7 @@
             </w:pPr>
             <w:r/>
             <w:r>
-              <w:t>In Progress</w:t>
+              <w:t>Planned</w:t>
             </w:r>
           </w:p>
         </w:tc>
@@ -26986,7 +27525,7 @@
             </w:pPr>
             <w:r/>
             <w:r>
-              <w:t>FR-UI.20–27</w:t>
+              <w:t>FR-UI.10–17</w:t>
             </w:r>
           </w:p>
         </w:tc>
@@ -27000,7 +27539,7 @@
             </w:pPr>
             <w:r/>
             <w:r>
-              <w:t>Dashboard + drawer</w:t>
+              <w:t>Upload + modals</w:t>
             </w:r>
           </w:p>
         </w:tc>
@@ -27056,7 +27595,7 @@
             </w:pPr>
             <w:r/>
             <w:r>
-              <w:t>In Progress</w:t>
+              <w:t>In Progress (UI scaffold; not API-wired)</w:t>
             </w:r>
           </w:p>
         </w:tc>
@@ -27072,6 +27611,92 @@
             </w:pPr>
             <w:r/>
             <w:r>
+              <w:t>FR-UI.20–27</w:t>
+            </w:r>
+          </w:p>
+        </w:tc>
+        <w:tc>
+          <w:tcPr>
+            <w:tcW w:type="dxa" w:w="1560"/>
+          </w:tcPr>
+          <w:p>
+            <w:pPr>
+              <w:spacing w:after="40"/>
+            </w:pPr>
+            <w:r/>
+            <w:r>
+              <w:t>Dashboard + drawer</w:t>
+            </w:r>
+          </w:p>
+        </w:tc>
+        <w:tc>
+          <w:tcPr>
+            <w:tcW w:type="dxa" w:w="1560"/>
+          </w:tcPr>
+          <w:p>
+            <w:pPr>
+              <w:spacing w:after="40"/>
+            </w:pPr>
+            <w:r/>
+            <w:r>
+              <w:t>Must</w:t>
+            </w:r>
+          </w:p>
+        </w:tc>
+        <w:tc>
+          <w:tcPr>
+            <w:tcW w:type="dxa" w:w="1560"/>
+          </w:tcPr>
+          <w:p>
+            <w:pPr>
+              <w:spacing w:after="40"/>
+            </w:pPr>
+            <w:r/>
+            <w:r>
+              <w:t>§3.1</w:t>
+            </w:r>
+          </w:p>
+        </w:tc>
+        <w:tc>
+          <w:tcPr>
+            <w:tcW w:type="dxa" w:w="1560"/>
+          </w:tcPr>
+          <w:p>
+            <w:pPr>
+              <w:spacing w:after="40"/>
+            </w:pPr>
+            <w:r/>
+            <w:r>
+              <w:t>Ayesha</w:t>
+            </w:r>
+          </w:p>
+        </w:tc>
+        <w:tc>
+          <w:tcPr>
+            <w:tcW w:type="dxa" w:w="1560"/>
+          </w:tcPr>
+          <w:p>
+            <w:pPr>
+              <w:spacing w:after="40"/>
+            </w:pPr>
+            <w:r/>
+            <w:r>
+              <w:t>In Progress (mock data)</w:t>
+            </w:r>
+          </w:p>
+        </w:tc>
+      </w:tr>
+      <w:tr>
+        <w:tc>
+          <w:tcPr>
+            <w:tcW w:type="dxa" w:w="1560"/>
+          </w:tcPr>
+          <w:p>
+            <w:pPr>
+              <w:spacing w:after="40"/>
+            </w:pPr>
+            <w:r/>
+            <w:r>
               <w:t>FR-UI.30–35</w:t>
             </w:r>
           </w:p>
@@ -27142,7 +27767,7 @@
             </w:pPr>
             <w:r/>
             <w:r>
-              <w:t>In Progress</w:t>
+              <w:t>In Progress (mock data)</w:t>
             </w:r>
           </w:p>
         </w:tc>
@@ -28357,7 +28982,7 @@
             </w:pPr>
             <w:r/>
             <w:r>
-              <w:t>Final LLM model (GPT-4o vs GPT-4o-mini) based on cost</w:t>
+              <w:t>Final LLM model / provider (cost vs quality)</w:t>
             </w:r>
           </w:p>
         </w:tc>
@@ -28371,7 +28996,16 @@
             </w:pPr>
             <w:r/>
             <w:r>
-              <w:t>Week 1</w:t>
+              <w:t xml:space="preserve">Week 4 — </w:t>
+            </w:r>
+            <w:r>
+              <w:rPr>
+                <w:b/>
+              </w:rPr>
+              <w:t>Open</w:t>
+            </w:r>
+            <w:r>
+              <w:t xml:space="preserve"> (Noor + Ayesha; resolve via prompt experiments)</w:t>
             </w:r>
           </w:p>
         </w:tc>
@@ -28591,7 +29225,13 @@
             </w:pPr>
             <w:r/>
             <w:r>
-              <w:t>Week 1 (supervisor)</w:t>
+              <w:rPr>
+                <w:b/>
+              </w:rPr>
+              <w:t>Resolved — Must Have</w:t>
+            </w:r>
+            <w:r>
+              <w:t xml:space="preserve"> (SRS §4.9, Appendix F; see §9 auth endpoints)</w:t>
             </w:r>
           </w:p>
         </w:tc>
